--- a/Entrepreneurs_Rulebook_v22.docx
+++ b/Entrepreneurs_Rulebook_v22.docx
@@ -6241,7 +6241,7 @@
                 <w:sz w:val="19"/>
                 <w:szCs w:val="19"/>
               </w:rPr>
-              <w:t xml:space="preserve">Opens BRANCHES - one shopfront per level, each on a plot somebody already owns, each in a district the chain can reach. It sells into every district it has a branch in. Never uses hubs.</w:t>
+              <w:t xml:space="preserve">A chain is its level in shopfronts: its own plot and one BRANCH for every level above the first, each on a plot somebody already owns, each in a district the chain can reach. It sells into every district it stands in. Never uses hubs.</w:t>
             </w:r>
           </w:p>
         </w:tc>
@@ -6504,7 +6504,7 @@
           <w:sz w:val="21"/>
           <w:szCs w:val="21"/>
         </w:rPr>
-        <w:t xml:space="preserve">Retail does not reach further by declaring it. It OPENS A SHOPFRONT: one branch per level, each taking a plot of its own, and the company sells into every district it has a branch in as if it stood there.</w:t>
+        <w:t xml:space="preserve">Retail does not reach further by declaring it. It OPENS SHOPFRONTS: a chain is its level in shops, the home plot included, so a level-3 chain is its home and two branches, standing in three districts. Each branch takes a plot of its own, and the company sells into every district it stands in as if it stood there.</w:t>
       </w:r>
     </w:p>
     <w:p>
@@ -10336,7 +10336,7 @@
                 <w:sz w:val="19"/>
                 <w:szCs w:val="19"/>
               </w:rPr>
-              <w:t xml:space="preserve">+1 per full $50</w:t>
+              <w:t xml:space="preserve">+1 per full $100</w:t>
             </w:r>
           </w:p>
         </w:tc>
@@ -12535,7 +12535,7 @@
           <w:sz w:val="21"/>
           <w:szCs w:val="21"/>
         </w:rPr>
-        <w:t xml:space="preserve">AND THE PRICE RISES. EP cost $50 each at the end of Year 1 and $100 each at the end of Year 2. Buying early is half price, and the catch is that early is exactly when you are poorest and need the money to build. That is the decision: build now, or bank the points cheaply. In the full game cash scores on its own at $50 a point, with no window and no deadline.</w:t>
+        <w:t xml:space="preserve">AND THE PRICE RISES. EP cost $50 each at the end of Year 1 and $100 each at the end of Year 2. Buying early is half price, and the catch is that early is exactly when you are poorest and need the money to build. That is the decision: build now, or bank the points cheaply. In the full game cash scores on its own at $100 a point, with no window and no deadline.</w:t>
       </w:r>
     </w:p>
     <w:p>
@@ -16088,6 +16088,44 @@
           <w:szCs w:val="21"/>
         </w:rPr>
         <w:t xml:space="preserve">A POT WITH NOBODY TO PAY WAITS, as it did under v20. v21 wrote it off; the carry is back by choice, and the prize it hands the late entrant is measured in the B2B note.</w:t>
+      </w:r>
+    </w:p>
+    <w:p>
+      <w:pPr>
+        <w:pStyle w:val="ListParagraph"/>
+        <w:numPr>
+          <w:ilvl w:val="0"/>
+          <w:numId w:val="2"/>
+        </w:numPr>
+        <w:spacing w:after="60" w:line="276"/>
+      </w:pPr>
+      <w:r>
+        <w:rPr>
+          <w:rFonts w:ascii="Calibri" w:cs="Calibri" w:eastAsia="Calibri" w:hAnsi="Calibri"/>
+          <w:color w:val="1A1A1A"/>
+          <w:sz w:val="21"/>
+          <w:szCs w:val="21"/>
+        </w:rPr>
+        <w:t xml:space="preserve">CASH SCORES AT $100 AN EP, from $50. With demand as a rate the same board absorbs more and cash piles higher; money is the means, not the score.</w:t>
+      </w:r>
+    </w:p>
+    <w:p>
+      <w:pPr>
+        <w:pStyle w:val="ListParagraph"/>
+        <w:numPr>
+          <w:ilvl w:val="0"/>
+          <w:numId w:val="2"/>
+        </w:numPr>
+        <w:spacing w:after="60" w:line="276"/>
+      </w:pPr>
+      <w:r>
+        <w:rPr>
+          <w:rFonts w:ascii="Calibri" w:cs="Calibri" w:eastAsia="Calibri" w:hAnsi="Calibri"/>
+          <w:color w:val="1A1A1A"/>
+          <w:sz w:val="21"/>
+          <w:szCs w:val="21"/>
+        </w:rPr>
+        <w:t xml:space="preserve">A RETAIL CHAIN IS ITS LEVEL IN SHOPFRONTS, the home included: a level-3 chain is its home and two branches, in three districts. v21 opened a branch per level on top of the home, one district more at every level than the chain was ever meant to have.</w:t>
       </w:r>
     </w:p>
     <w:p>

--- a/Entrepreneurs_Rulebook_v22.docx
+++ b/Entrepreneurs_Rulebook_v22.docx
@@ -2942,7 +2942,7 @@
           <w:sz w:val="21"/>
           <w:szCs w:val="21"/>
         </w:rPr>
-        <w:t xml:space="preserve">A renovation has to fit the shell that is already standing. The card must match the distressed structure's level, and from level 2 upwards its scaling type as well: a level-2 or level-3 horizontal structure spreads across several plots and cannot be rebuilt as a vertical one, nor the other way round. At level 1 both kinds occupy a single plot, so a level-1 shell is open to any level-1 Blueprint.</w:t>
+        <w:t xml:space="preserve">A renovation has to fit the shell's LEVEL, and nothing else. Any Blueprint of the same level renovates any distressed structure, whatever industry it was and whatever shape it stands in - a stacked plot can become a spread industry's company, and a row of plots a stacked industry's. The company keeps the shell's footprint exactly as it stands, pays rent and counts for the land awards on every plot of it, and grows from there in its own industry's direction.</w:t>
       </w:r>
     </w:p>
     <w:p>
@@ -6599,7 +6599,7 @@
           <w:sz w:val="21"/>
           <w:szCs w:val="21"/>
         </w:rPr>
-        <w:t xml:space="preserve">Sell or lose the company and its shopfronts come down. The ground stays with whoever owned it.</w:t>
+        <w:t xml:space="preserve">Sell, merge or lose the company and its shopfronts come down. The ground stays with whoever owned it.</w:t>
       </w:r>
     </w:p>
     <w:p>
@@ -6937,7 +6937,7 @@
           <w:sz w:val="21"/>
           <w:szCs w:val="21"/>
         </w:rPr>
-        <w:t xml:space="preserve">All the others go to the bank as Distressed Assets - anyone may take them over later.</w:t>
+        <w:t xml:space="preserve">All the others go to the bank as Distressed Assets - their shopfronts come down - and anyone may take them over later.</w:t>
       </w:r>
     </w:p>
     <w:p>
@@ -13552,7 +13552,7 @@
                 <w:sz w:val="19"/>
                 <w:szCs w:val="19"/>
               </w:rPr>
-              <w:t xml:space="preserve">card must match the shell's level; from level 2 up, its scaling type too</w:t>
+              <w:t xml:space="preserve">any card of the shell's level, whatever its industry or shape; the company keeps the shell's footprint</w:t>
             </w:r>
           </w:p>
         </w:tc>
@@ -16126,6 +16126,44 @@
           <w:szCs w:val="21"/>
         </w:rPr>
         <w:t xml:space="preserve">A RETAIL CHAIN IS ITS LEVEL IN SHOPFRONTS, the home included: a level-3 chain is its home and two branches, in three districts. v21 opened a branch per level on top of the home, one district more at every level than the chain was ever meant to have.</w:t>
+      </w:r>
+    </w:p>
+    <w:p>
+      <w:pPr>
+        <w:pStyle w:val="ListParagraph"/>
+        <w:numPr>
+          <w:ilvl w:val="0"/>
+          <w:numId w:val="2"/>
+        </w:numPr>
+        <w:spacing w:after="60" w:line="276"/>
+      </w:pPr>
+      <w:r>
+        <w:rPr>
+          <w:rFonts w:ascii="Calibri" w:cs="Calibri" w:eastAsia="Calibri" w:hAnsi="Calibri"/>
+          <w:color w:val="1A1A1A"/>
+          <w:sz w:val="21"/>
+          <w:szCs w:val="21"/>
+        </w:rPr>
+        <w:t xml:space="preserve">ANY DISTRESSED STRUCTURE TAKES ANY CARD OF ITS LEVEL, whatever industry it was and whatever shape it stands in; the company keeps the shell's footprint. v21 required the same scaling type from level 2 up. Measured, renovations rise by two fifths and the horizontal industries take most of them.</w:t>
+      </w:r>
+    </w:p>
+    <w:p>
+      <w:pPr>
+        <w:pStyle w:val="ListParagraph"/>
+        <w:numPr>
+          <w:ilvl w:val="0"/>
+          <w:numId w:val="2"/>
+        </w:numPr>
+        <w:spacing w:after="60" w:line="276"/>
+      </w:pPr>
+      <w:r>
+        <w:rPr>
+          <w:rFonts w:ascii="Calibri" w:cs="Calibri" w:eastAsia="Calibri" w:hAnsi="Calibri"/>
+          <w:color w:val="1A1A1A"/>
+          <w:sz w:val="21"/>
+          <w:szCs w:val="21"/>
+        </w:rPr>
+        <w:t xml:space="preserve">A MERGE TAKES A CHAIN'S SHOPFRONTS DOWN, as a sale always did. Under v21 a merged Retail chain left its branches standing on the board in the bank's name.</w:t>
       </w:r>
     </w:p>
     <w:p>
